--- a/thesis/Chapter4 - Manage Evaluation Use Case (Sequence and Activity Diagrams).docx
+++ b/thesis/Chapter4 - Manage Evaluation Use Case (Sequence and Activity Diagrams).docx
@@ -693,11 +693,26 @@
           <w:b w:val="0"/>
           <w:sz w:val="24"/>
         </w:rPr>
-        <w:t>The sequence diagram in Figure 4.7 shows the use case across six lifelines: the assessor, the evaluation interface, the evaluation controller, the evaluation service, the rubric and score data, and the services that publish and record the mark. It is divided into marking, saving and submitting.</w:t>
+        <w:t>The sequence diagram in Figure 4.7 shows the use case across five lifelines: the assessor, the evaluation interface, the evaluation controller, the evaluation service, and the data the mark is read from and published to. It is divided into marking, saving and submitting.</w:t>
       </w:r>
     </w:p>
     <w:p>
       <w:pPr>
+        <w:spacing w:line="240" w:lineRule="auto" w:before="0" w:after="0"/>
+        <w:jc w:val="both"/>
+        <w:widowControl w:val="0"/>
+      </w:pPr>
+      <w:r>
+        <w:rPr>
+          <w:rFonts w:ascii="Times New Roman" w:hAnsi="Times New Roman" w:eastAsia="Times New Roman"/>
+          <w:b w:val="0"/>
+          <w:sz w:val="24"/>
+        </w:rPr>
+        <w:t>As in Figure 4.3 the level is one message per thing that changes hands. The two verbs of the use case — saving a mark and submitting the form — are the two bands that end in a round trip, and each carries its gate on the message that enforces it.</w:t>
+      </w:r>
+    </w:p>
+    <w:p>
+      <w:pPr>
         <w:spacing w:before="0" w:after="0" w:line="240" w:lineRule="auto"/>
         <w:jc w:val="center"/>
         <w:widowControl w:val="0"/>
@@ -705,7 +720,7 @@
       <w:r>
         <w:drawing>
           <wp:inline xmlns:a="http://schemas.openxmlformats.org/drawingml/2006/main" xmlns:pic="http://schemas.openxmlformats.org/drawingml/2006/picture">
-            <wp:extent cx="5148000" cy="6908616"/>
+            <wp:extent cx="6372000" cy="6025625"/>
             <wp:docPr id="1" name="Picture 1"/>
             <wp:cNvGraphicFramePr>
               <a:graphicFrameLocks noChangeAspect="1"/>
@@ -726,7 +741,7 @@
                   <pic:spPr>
                     <a:xfrm>
                       <a:off x="0" y="0"/>
-                      <a:ext cx="5148000" cy="6908616"/>
+                      <a:ext cx="6372000" cy="6025625"/>
                     </a:xfrm>
                     <a:prstGeom prst="rect"/>
                   </pic:spPr>
@@ -771,7 +786,7 @@
           <w:b w:val="0"/>
           <w:sz w:val="24"/>
         </w:rPr>
-        <w:t>The marking section is a read: messages 4 to 7 load the rubric snapshot and the student's score rows, and message 9 renders one select per criterion. The saving section is where the arithmetic happens. Message 13 confirms the form is still editable and message 14 confirms its own window is open; message 15 then converts the 0 to 5 item score into the criterion's weight, and message 16 stores the weighted mark with the item score kept beside it. Both are stored because they answer different questions: the weight is what the mark is worth, the item score is what the assessor actually said.</w:t>
+        <w:t>Marking is a read. Messages 2 to 4 fetch the form with its rubric and the student's existing scores, and message 5 returns them, which is what lets the interface draw one select per criterion. Saving is where the arithmetic happens: message 9 confirms that the form is still editable and that its own assessment window is open, and message 11 writes two numbers. The weighted mark is what the criterion is worth; the item score beside it is what the assessor actually answered. Both are kept because they answer different questions, and because converting one to the other is the only step in the system where a mark changes units.</w:t>
       </w:r>
     </w:p>
     <w:p>
@@ -785,7 +800,7 @@
           <w:b w:val="0"/>
           <w:sz w:val="24"/>
         </w:rPr>
-        <w:t>The submitting section is the one that must not grow a second signature. Message 24 refuses an incomplete form, message 25 recomputes the percentage, and messages 27 and 28 record the submission and publish the mark. Message 29 is the aggregate coming back and message 30 tells the coordinator the batch moved. There is no message to a moderator and no message to a release step, because neither exists.</w:t>
+        <w:t>Submitting is the band that must not grow a second signature. Message 16 refuses an incomplete form, a form whose milestones are not approved, and a closed window; message 17 then locks the form, recomputes the project's final mark and publishes it in the same call, so the aggregate and the flag that exposes it can never disagree. Message 18 tells the coordinator the batch has moved, and message 20 is the student seeing the mark. There is no message to a moderator and none to a release step, because neither exists.</w:t>
       </w:r>
     </w:p>
     <w:p>
@@ -853,7 +868,7 @@
       <w:r>
         <w:drawing>
           <wp:inline xmlns:a="http://schemas.openxmlformats.org/drawingml/2006/main" xmlns:pic="http://schemas.openxmlformats.org/drawingml/2006/picture">
-            <wp:extent cx="5148000" cy="5027180"/>
+            <wp:extent cx="5832000" cy="5695127"/>
             <wp:docPr id="2" name="Picture 2"/>
             <wp:cNvGraphicFramePr>
               <a:graphicFrameLocks noChangeAspect="1"/>
@@ -874,7 +889,7 @@
                   <pic:spPr>
                     <a:xfrm>
                       <a:off x="0" y="0"/>
-                      <a:ext cx="5148000" cy="5027180"/>
+                      <a:ext cx="5832000" cy="5695127"/>
                     </a:xfrm>
                     <a:prstGeom prst="rect"/>
                   </pic:spPr>

--- a/thesis/Chapter4 - Manage Evaluation Use Case (Sequence and Activity Diagrams).docx
+++ b/thesis/Chapter4 - Manage Evaluation Use Case (Sequence and Activity Diagrams).docx
@@ -720,7 +720,7 @@
       <w:r>
         <w:drawing>
           <wp:inline xmlns:a="http://schemas.openxmlformats.org/drawingml/2006/main" xmlns:pic="http://schemas.openxmlformats.org/drawingml/2006/picture">
-            <wp:extent cx="6372000" cy="6025625"/>
+            <wp:extent cx="6372000" cy="6149797"/>
             <wp:docPr id="1" name="Picture 1"/>
             <wp:cNvGraphicFramePr>
               <a:graphicFrameLocks noChangeAspect="1"/>
@@ -741,7 +741,7 @@
                   <pic:spPr>
                     <a:xfrm>
                       <a:off x="0" y="0"/>
-                      <a:ext cx="6372000" cy="6025625"/>
+                      <a:ext cx="6372000" cy="6149797"/>
                     </a:xfrm>
                     <a:prstGeom prst="rect"/>
                   </pic:spPr>
@@ -868,7 +868,7 @@
       <w:r>
         <w:drawing>
           <wp:inline xmlns:a="http://schemas.openxmlformats.org/drawingml/2006/main" xmlns:pic="http://schemas.openxmlformats.org/drawingml/2006/picture">
-            <wp:extent cx="5832000" cy="5695127"/>
+            <wp:extent cx="5832000" cy="3888000"/>
             <wp:docPr id="2" name="Picture 2"/>
             <wp:cNvGraphicFramePr>
               <a:graphicFrameLocks noChangeAspect="1"/>
@@ -889,7 +889,7 @@
                   <pic:spPr>
                     <a:xfrm>
                       <a:off x="0" y="0"/>
-                      <a:ext cx="5832000" cy="5695127"/>
+                      <a:ext cx="5832000" cy="3888000"/>
                     </a:xfrm>
                     <a:prstGeom prst="rect"/>
                   </pic:spPr>
